--- a/public/gallery/examples/project-manager/id/resume.docx
+++ b/public/gallery/examples/project-manager/id/resume.docx
@@ -66,7 +66,7 @@
         </w:rPr>
         <w:t xml:space="preserve">📧 </w:t>
       </w:r>
-      <w:hyperlink w:history="1" r:id="rIdg__10pobhvz78z-49g1x2">
+      <w:hyperlink w:history="1" r:id="rIdueckkihle9d6ioefoa5jw">
         <w:r>
           <w:rPr>
             <w:sz w:val="18"/>
@@ -89,7 +89,7 @@
         </w:rPr>
         <w:t xml:space="preserve">🔗 </w:t>
       </w:r>
-      <w:hyperlink w:history="1" r:id="rIdjskkdydtfhtc9rzgvditu">
+      <w:hyperlink w:history="1" r:id="rIdlyapjbdibnxzuibuaq9ka">
         <w:r>
           <w:rPr>
             <w:sz w:val="18"/>
@@ -124,7 +124,7 @@
         <w:spacing w:after="200" w:line="276"/>
         <w:jc w:val="center"/>
       </w:pPr>
-      <w:hyperlink w:history="1" r:id="rIdllsjc_nrg1uzqp8ntl7vq">
+      <w:hyperlink w:history="1" r:id="rIdbphvhxw7-gmg7pjjhexvp">
         <w:r>
           <w:rPr>
             <w:sz w:val="18"/>
@@ -140,7 +140,7 @@
         </w:rPr>
         <w:t xml:space="preserve"> • </w:t>
       </w:r>
-      <w:hyperlink w:history="1" r:id="rIdmyiwbpimddnusfs4kr-lj">
+      <w:hyperlink w:history="1" r:id="rIdxitzomsgxjcc5r2qihem2">
         <w:r>
           <w:rPr>
             <w:sz w:val="18"/>
@@ -287,7 +287,7 @@
         </w:rPr>
         <w:t xml:space="preserve">	</w:t>
       </w:r>
-      <w:hyperlink w:history="1" r:id="rId2v4orvrdex_nhfqa8pbqz">
+      <w:hyperlink w:history="1" r:id="rIdjoxysm8zpyxtgrbwfbqkd">
         <w:r>
           <w:rPr>
             <w:sz w:val="18"/>
@@ -431,7 +431,7 @@
         </w:rPr>
         <w:t xml:space="preserve">	</w:t>
       </w:r>
-      <w:hyperlink w:history="1" r:id="rIdbpkoixz7squfvdijm3vwk">
+      <w:hyperlink w:history="1" r:id="rIdhwrk8dlrkfl1cpwyl23n6">
         <w:r>
           <w:rPr>
             <w:sz w:val="18"/>
@@ -594,7 +594,7 @@
         </w:rPr>
         <w:t xml:space="preserve">	</w:t>
       </w:r>
-      <w:hyperlink w:history="1" r:id="rIdiqtbhc4kw1qo1hpuy1hy9">
+      <w:hyperlink w:history="1" r:id="rIdu6-oegqbexrezfopxkk8o">
         <w:r>
           <w:rPr>
             <w:sz w:val="18"/>
@@ -757,7 +757,7 @@
         </w:rPr>
         <w:t xml:space="preserve">	</w:t>
       </w:r>
-      <w:hyperlink w:history="1" r:id="rIdyzd2qbr3ok6peb4e39kxi">
+      <w:hyperlink w:history="1" r:id="rIdk-swxwnv63nn4cz-pd3iv">
         <w:r>
           <w:rPr>
             <w:sz w:val="18"/>
@@ -1204,7 +1204,7 @@
         </w:rPr>
         <w:t xml:space="preserve">	</w:t>
       </w:r>
-      <w:hyperlink w:history="1" r:id="rIdmi9ig0ci5qc_h1vp84jdr">
+      <w:hyperlink w:history="1" r:id="rIdhoip_qbae17pmfvsiqreg">
         <w:r>
           <w:rPr>
             <w:sz w:val="18"/>
@@ -1270,7 +1270,7 @@
         </w:rPr>
         <w:t xml:space="preserve">	</w:t>
       </w:r>
-      <w:hyperlink w:history="1" r:id="rIdmq0gg_sagfs4yifn01hgx">
+      <w:hyperlink w:history="1" r:id="rIdhnbff0qtqvolpop5-5sbo">
         <w:r>
           <w:rPr>
             <w:sz w:val="18"/>
@@ -1355,7 +1355,7 @@
         </w:rPr>
         <w:t xml:space="preserve">	</w:t>
       </w:r>
-      <w:hyperlink w:history="1" r:id="rIdyai6psw0dpqzt88tjjsu3">
+      <w:hyperlink w:history="1" r:id="rIdihmpiuxujm5pprfjx720k">
         <w:r>
           <w:rPr>
             <w:sz w:val="18"/>
@@ -1497,7 +1497,7 @@
         </w:rPr>
         <w:t xml:space="preserve">	</w:t>
       </w:r>
-      <w:hyperlink w:history="1" r:id="rIdlfyx6a5sbasnjjwfioizh">
+      <w:hyperlink w:history="1" r:id="rId_p-x6fwhnccaqsausrrlb">
         <w:r>
           <w:rPr>
             <w:sz w:val="18"/>
@@ -1641,7 +1641,7 @@
         </w:rPr>
         <w:t xml:space="preserve">	</w:t>
       </w:r>
-      <w:hyperlink w:history="1" r:id="rIdmhw25ffhtyoh3zvaxur1g">
+      <w:hyperlink w:history="1" r:id="rIddfkqkxbm7cuovzafm9xkr">
         <w:r>
           <w:rPr>
             <w:sz w:val="18"/>
@@ -1865,7 +1865,7 @@
         </w:rPr>
         <w:t xml:space="preserve">	</w:t>
       </w:r>
-      <w:hyperlink w:history="1" r:id="rIdhzh191n5hljkppxt7gj67">
+      <w:hyperlink w:history="1" r:id="rId-eesrlfdvbm54uoy2gpjd">
         <w:r>
           <w:rPr>
             <w:sz w:val="18"/>
